--- a/manuscript/NAR_proposal_onepage.docx
+++ b/manuscript/NAR_proposal_onepage.docx
@@ -237,7 +237,25 @@
         <w:t xml:space="preserve"> </w:t>
       </w:r>
       <w:r>
-        <w:t xml:space="preserve">random forest won on every endpoint tested.</w:t>
+        <w:t xml:space="preserve">random forest won on all four. On the scaffold split the forest is best on seven of the eight</w:t>
+      </w:r>
+      <w:r>
+        <w:t xml:space="preserve"> </w:t>
+      </w:r>
+      <w:r>
+        <w:t xml:space="preserve">classification endpoints and on none of the five regressions, where gradient boosting scores</w:t>
+      </w:r>
+      <w:r>
+        <w:t xml:space="preserve"> </w:t>
+      </w:r>
+      <w:r>
+        <w:t xml:space="preserve">higher; it was deployed for stability under hyperparameters, for not extrapolating at the edge</w:t>
+      </w:r>
+      <w:r>
+        <w:t xml:space="preserve"> </w:t>
+      </w:r>
+      <w:r>
+        <w:t xml:space="preserve">of the applicability domain, and because TreeSHAP is exact for it.</w:t>
       </w:r>
     </w:p>
     <w:p>
